--- a/scripts/hikvision_attendance_service/doc/Hikvision_Odoo_Attendance_Bridge.docx
+++ b/scripts/hikvision_attendance_service/doc/Hikvision_Odoo_Attendance_Bridge.docx
@@ -16,7 +16,7 @@
           <w:color w:val="0E2841"/>
           <w:sz w:val="56"/>
         </w:rPr>
-        <w:t>Hikvision Fingerprint to Odoo Attendance</w:t>
+        <w:t>Hikvision → Odoo Attendance</w:t>
       </w:r>
     </w:p>
     <w:p>
@@ -28,7 +28,7 @@
           <w:color w:val="156082"/>
           <w:sz w:val="32"/>
         </w:rPr>
-        <w:t>Integration Guide — Option B (FastAPI Bridge)</w:t>
+        <w:t>Quick Setup Guide (read this when you come back)</w:t>
       </w:r>
     </w:p>
     <w:p/>
@@ -41,11 +41,9 @@
           <w:color w:val="333333"/>
           <w:sz w:val="22"/>
         </w:rPr>
-        <w:t>Odoo: https://shamsieh-testing-33874628.dev.odoo.com</w:t>
+        <w:t>Updated: July 07, 2026</w:t>
         <w:br/>
-        <w:t>Webhook: http://192.168.100.4:8080/hikvision/attendance</w:t>
-        <w:br/>
-        <w:t>Document date: July 07, 2026</w:t>
+        <w:t>Folder: scripts\hikvision_attendance_service</w:t>
       </w:r>
     </w:p>
     <w:p>
@@ -64,7 +62,7 @@
           <w:color w:val="0E2841"/>
           <w:sz w:val="36"/>
         </w:rPr>
-        <w:t>1. Overview</w:t>
+        <w:t>What is this?</w:t>
       </w:r>
     </w:p>
     <w:p>
@@ -76,7 +74,19 @@
           <w:color w:val="333333"/>
           <w:sz w:val="22"/>
         </w:rPr>
-        <w:t>This integration connects a Hikvision fingerprint terminal on the local network to Odoo Attendances on Odoo.sh. A FastAPI bridge runs on a Windows PC, receives device events, and creates hr.attendance check-ins through XML-RPC. No Fingerprint Device configuration is required inside Odoo.</w:t>
+        <w:t>A small Python program on your Windows PC receives fingerprint events from the Hikvision device and creates check-ins in Odoo Attendances on Odoo.sh. You do NOT configure anything inside Odoo for the fingerprint device itself.</w:t>
+      </w:r>
+    </w:p>
+    <w:p>
+      <w:pPr>
+        <w:spacing w:after="120"/>
+      </w:pPr>
+      <w:r>
+        <w:rPr>
+          <w:color w:val="333333"/>
+          <w:sz w:val="22"/>
+        </w:rPr>
+        <w:t>Flow: Fingerprint on device → PC bridge → Odoo.sh attendance record.</w:t>
       </w:r>
     </w:p>
     <w:p>
@@ -90,7 +100,7 @@
           <w:color w:val="0E2841"/>
           <w:sz w:val="36"/>
         </w:rPr>
-        <w:t>2. Architecture</w:t>
+        <w:t>Your machines (write these down)</w:t>
       </w:r>
     </w:p>
     <w:tbl>
@@ -118,7 +128,7 @@
                 <w:color w:val="FFFFFF"/>
                 <w:sz w:val="20"/>
               </w:rPr>
-              <w:t>Component</w:t>
+              <w:t>What</w:t>
             </w:r>
           </w:p>
         </w:tc>
@@ -136,7 +146,7 @@
                 <w:color w:val="FFFFFF"/>
                 <w:sz w:val="20"/>
               </w:rPr>
-              <w:t>Role</w:t>
+              <w:t>Address</w:t>
             </w:r>
           </w:p>
         </w:tc>
@@ -151,20 +161,20 @@
               <w:rPr>
                 <w:sz w:val="18"/>
               </w:rPr>
-              <w:t>Hikvision device (192.168.100.85)</w:t>
-            </w:r>
-          </w:p>
-        </w:tc>
-        <w:tc>
-          <w:tcPr>
-            <w:tcW w:type="dxa" w:w="5400"/>
-          </w:tcPr>
-          <w:p>
-            <w:r>
-              <w:rPr>
-                <w:sz w:val="18"/>
-              </w:rPr>
-              <w:t>Captures fingerprint; pushes HTTP events</w:t>
+              <w:t>Hikvision device</w:t>
+            </w:r>
+          </w:p>
+        </w:tc>
+        <w:tc>
+          <w:tcPr>
+            <w:tcW w:type="dxa" w:w="5400"/>
+          </w:tcPr>
+          <w:p>
+            <w:r>
+              <w:rPr>
+                <w:sz w:val="18"/>
+              </w:rPr>
+              <w:t>192.168.100.85</w:t>
             </w:r>
           </w:p>
         </w:tc>
@@ -179,20 +189,20 @@
               <w:rPr>
                 <w:sz w:val="18"/>
               </w:rPr>
-              <w:t>FastAPI bridge (192.168.100.4:8080)</w:t>
-            </w:r>
-          </w:p>
-        </w:tc>
-        <w:tc>
-          <w:tcPr>
-            <w:tcW w:type="dxa" w:w="5400"/>
-          </w:tcPr>
-          <w:p>
-            <w:r>
-              <w:rPr>
-                <w:sz w:val="18"/>
-              </w:rPr>
-              <w:t>Parses events, idempotency, retries</w:t>
+              <w:t>Bridge PC (this PC)</w:t>
+            </w:r>
+          </w:p>
+        </w:tc>
+        <w:tc>
+          <w:tcPr>
+            <w:tcW w:type="dxa" w:w="5400"/>
+          </w:tcPr>
+          <w:p>
+            <w:r>
+              <w:rPr>
+                <w:sz w:val="18"/>
+              </w:rPr>
+              <w:t>192.168.100.4</w:t>
             </w:r>
           </w:p>
         </w:tc>
@@ -207,20 +217,20 @@
               <w:rPr>
                 <w:sz w:val="18"/>
               </w:rPr>
-              <w:t>Odoo.sh</w:t>
-            </w:r>
-          </w:p>
-        </w:tc>
-        <w:tc>
-          <w:tcPr>
-            <w:tcW w:type="dxa" w:w="5400"/>
-          </w:tcPr>
-          <w:p>
-            <w:r>
-              <w:rPr>
-                <w:sz w:val="18"/>
-              </w:rPr>
-              <w:t>Stores employees and attendance records</w:t>
+              <w:t>Bridge URL</w:t>
+            </w:r>
+          </w:p>
+        </w:tc>
+        <w:tc>
+          <w:tcPr>
+            <w:tcW w:type="dxa" w:w="5400"/>
+          </w:tcPr>
+          <w:p>
+            <w:r>
+              <w:rPr>
+                <w:sz w:val="18"/>
+              </w:rPr>
+              <w:t>http://192.168.100.4:8080/hikvision/attendance</w:t>
             </w:r>
           </w:p>
         </w:tc>
@@ -235,38 +245,54 @@
               <w:rPr>
                 <w:sz w:val="18"/>
               </w:rPr>
-              <w:t>SQLite (local)</w:t>
-            </w:r>
-          </w:p>
-        </w:tc>
-        <w:tc>
-          <w:tcPr>
-            <w:tcW w:type="dxa" w:w="5400"/>
-          </w:tcPr>
-          <w:p>
-            <w:r>
-              <w:rPr>
-                <w:sz w:val="18"/>
-              </w:rPr>
-              <w:t>Processed events + retry queue</w:t>
+              <w:t>Odoo.sh</w:t>
+            </w:r>
+          </w:p>
+        </w:tc>
+        <w:tc>
+          <w:tcPr>
+            <w:tcW w:type="dxa" w:w="5400"/>
+          </w:tcPr>
+          <w:p>
+            <w:r>
+              <w:rPr>
+                <w:sz w:val="18"/>
+              </w:rPr>
+              <w:t>https://shamsieh-testing-33874628.dev.odoo.com</w:t>
+            </w:r>
+          </w:p>
+        </w:tc>
+      </w:tr>
+      <w:tr>
+        <w:tc>
+          <w:tcPr>
+            <w:tcW w:type="dxa" w:w="5400"/>
+          </w:tcPr>
+          <w:p>
+            <w:r>
+              <w:rPr>
+                <w:sz w:val="18"/>
+              </w:rPr>
+              <w:t>Odoo database name</w:t>
+            </w:r>
+          </w:p>
+        </w:tc>
+        <w:tc>
+          <w:tcPr>
+            <w:tcW w:type="dxa" w:w="5400"/>
+          </w:tcPr>
+          <w:p>
+            <w:r>
+              <w:rPr>
+                <w:sz w:val="18"/>
+              </w:rPr>
+              <w:t>shamsieh-testing-33874628</w:t>
             </w:r>
           </w:p>
         </w:tc>
       </w:tr>
     </w:tbl>
     <w:p/>
-    <w:p>
-      <w:pPr>
-        <w:spacing w:after="120"/>
-      </w:pPr>
-      <w:r>
-        <w:rPr>
-          <w:color w:val="333333"/>
-          <w:sz w:val="22"/>
-        </w:rPr>
-        <w:t>Flow: Device POST → /hikvision/attendance → find employee by barcode → create check-in.</w:t>
-      </w:r>
-    </w:p>
     <w:p>
       <w:pPr>
         <w:shd w:fill="E8E8E8" w:val="clear"/>
@@ -278,20 +304,163 @@
           <w:color w:val="0E2841"/>
           <w:sz w:val="36"/>
         </w:rPr>
-        <w:t>3. Configuration</w:t>
+        <w:t>Start the bridge (every time)</w:t>
       </w:r>
     </w:p>
     <w:p>
       <w:pPr>
-        <w:spacing w:before="200" w:after="80"/>
+        <w:spacing w:after="120"/>
+      </w:pPr>
+      <w:r>
+        <w:rPr>
+          <w:color w:val="333333"/>
+          <w:sz w:val="22"/>
+        </w:rPr>
+        <w:t>Open PowerShell:</w:t>
+      </w:r>
+    </w:p>
+    <w:p>
+      <w:pPr>
+        <w:spacing w:after="120"/>
+      </w:pPr>
+      <w:r>
+        <w:rPr>
+          <w:color w:val="333333"/>
+          <w:sz w:val="22"/>
+        </w:rPr>
+        <w:t>cd C:\Users\ASUS\Desktop\odoo\scripts\hikvision_attendance_service</w:t>
+        <w:br/>
+        <w:t>.\.venv\Scripts\Activate.ps1</w:t>
+        <w:br/>
+        <w:t>uvicorn app.main:app --host 0.0.0.0 --port 8080</w:t>
+      </w:r>
+    </w:p>
+    <w:p>
+      <w:pPr>
+        <w:spacing w:after="120"/>
+      </w:pPr>
+      <w:r>
+        <w:rPr>
+          <w:color w:val="333333"/>
+          <w:sz w:val="22"/>
+        </w:rPr>
+        <w:t>Leave the window open. Test in browser:</w:t>
+      </w:r>
+    </w:p>
+    <w:p>
+      <w:pPr>
+        <w:spacing w:after="60"/>
+        <w:ind w:left="425"/>
+      </w:pPr>
+      <w:r>
+        <w:rPr>
+          <w:color w:val="333333"/>
+          <w:sz w:val="22"/>
+        </w:rPr>
+        <w:t>• http://127.0.0.1:8080/health  →  {"status":"ok"}</w:t>
+      </w:r>
+    </w:p>
+    <w:p>
+      <w:pPr>
+        <w:spacing w:after="60"/>
+        <w:ind w:left="425"/>
+      </w:pPr>
+      <w:r>
+        <w:rPr>
+          <w:color w:val="333333"/>
+          <w:sz w:val="22"/>
+        </w:rPr>
+        <w:t>• http://127.0.0.1:8080/odoo/ping  →  {"status":"ok"}</w:t>
+      </w:r>
+    </w:p>
+    <w:p>
+      <w:pPr>
+        <w:shd w:fill="E8E8E8" w:val="clear"/>
+        <w:spacing w:before="280" w:after="160"/>
       </w:pPr>
       <w:r>
         <w:rPr>
           <w:b/>
-          <w:color w:val="156082"/>
-          <w:sz w:val="28"/>
+          <w:color w:val="0E2841"/>
+          <w:sz w:val="36"/>
         </w:rPr>
-        <w:t>3.1 Hikvision HTTP Listening</w:t>
+        <w:t>Auto-start on Windows login</w:t>
+      </w:r>
+    </w:p>
+    <w:p>
+      <w:pPr>
+        <w:spacing w:after="120"/>
+      </w:pPr>
+      <w:r>
+        <w:rPr>
+          <w:color w:val="333333"/>
+          <w:sz w:val="22"/>
+        </w:rPr>
+        <w:t>Already installed to:</w:t>
+      </w:r>
+    </w:p>
+    <w:p>
+      <w:pPr>
+        <w:spacing w:after="60"/>
+        <w:ind w:left="425"/>
+      </w:pPr>
+      <w:r>
+        <w:rPr>
+          <w:color w:val="333333"/>
+          <w:sz w:val="22"/>
+        </w:rPr>
+        <w:t>• C:\Users\ASUS\AppData\Local\HikvisionAttendanceBridge</w:t>
+      </w:r>
+    </w:p>
+    <w:p>
+      <w:pPr>
+        <w:spacing w:after="60"/>
+        <w:ind w:left="425"/>
+      </w:pPr>
+      <w:r>
+        <w:rPr>
+          <w:color w:val="333333"/>
+          <w:sz w:val="22"/>
+        </w:rPr>
+        <w:t>• Scheduled task name: HikvisionAttendanceBridge</w:t>
+      </w:r>
+    </w:p>
+    <w:p>
+      <w:pPr>
+        <w:spacing w:after="120"/>
+      </w:pPr>
+      <w:r>
+        <w:rPr>
+          <w:color w:val="333333"/>
+          <w:sz w:val="22"/>
+        </w:rPr>
+        <w:t>Restart task: Start-ScheduledTask -TaskName HikvisionAttendanceBridge</w:t>
+      </w:r>
+    </w:p>
+    <w:p>
+      <w:pPr>
+        <w:shd w:fill="E8E8E8" w:val="clear"/>
+        <w:spacing w:before="280" w:after="160"/>
+      </w:pPr>
+      <w:r>
+        <w:rPr>
+          <w:b/>
+          <w:color w:val="0E2841"/>
+          <w:sz w:val="36"/>
+        </w:rPr>
+        <w:t>Hikvision device settings</w:t>
+      </w:r>
+    </w:p>
+    <w:p>
+      <w:pPr>
+        <w:spacing w:after="120"/>
+      </w:pPr>
+      <w:r>
+        <w:rPr>
+          <w:color w:val="333333"/>
+          <w:sz w:val="22"/>
+        </w:rPr>
+        <w:t>Configuration → Network → Advanced → HTTP Listening:</w:t>
       </w:r>
     </w:p>
     <w:tbl>
@@ -352,7 +521,7 @@
               <w:rPr>
                 <w:sz w:val="18"/>
               </w:rPr>
-              <w:t>Event Alarm IP/Domain Name</w:t>
+              <w:t>Event Alarm IP</w:t>
             </w:r>
           </w:p>
         </w:tc>
@@ -458,54 +627,129 @@
     <w:p/>
     <w:p>
       <w:pPr>
-        <w:spacing w:before="200" w:after="80"/>
-      </w:pPr>
-      <w:r>
-        <w:rPr>
-          <w:b/>
-          <w:color w:val="156082"/>
-          <w:sz w:val="28"/>
-        </w:rPr>
-        <w:t>3.2 Odoo Employee Mapping</w:t>
-      </w:r>
-    </w:p>
-    <w:p>
-      <w:pPr>
-        <w:spacing w:after="60"/>
-        <w:ind w:left="425"/>
+        <w:spacing w:after="120"/>
       </w:pPr>
       <w:r>
         <w:rPr>
           <w:color w:val="333333"/>
           <w:sz w:val="22"/>
         </w:rPr>
-        <w:t>• RFID/Badge Number = Hikvision employeeNoString (example: 5)</w:t>
+        <w:t>Important: The device must send authentication events, not only door status. If you only see subEventType 21–24 in logs, enable access/authentication events in the device event settings.</w:t>
       </w:r>
     </w:p>
     <w:p>
       <w:pPr>
-        <w:spacing w:after="60"/>
-        <w:ind w:left="425"/>
+        <w:shd w:fill="E8E8E8" w:val="clear"/>
+        <w:spacing w:before="280" w:after="160"/>
+      </w:pPr>
+      <w:r>
+        <w:rPr>
+          <w:b/>
+          <w:color w:val="0E2841"/>
+          <w:sz w:val="36"/>
+        </w:rPr>
+        <w:t>Odoo employee setup (required)</w:t>
+      </w:r>
+    </w:p>
+    <w:p>
+      <w:pPr>
+        <w:spacing w:after="120"/>
       </w:pPr>
       <w:r>
         <w:rPr>
           <w:color w:val="333333"/>
           <w:sz w:val="22"/>
         </w:rPr>
-        <w:t>• Biometric Device User ID = same value (recommended)</w:t>
+        <w:t>For each person on the fingerprint device:</w:t>
       </w:r>
     </w:p>
     <w:p>
       <w:pPr>
-        <w:spacing w:before="200" w:after="80"/>
+        <w:spacing w:after="60"/>
+        <w:ind w:left="425"/>
+      </w:pPr>
+      <w:r>
+        <w:rPr>
+          <w:color w:val="333333"/>
+          <w:sz w:val="22"/>
+        </w:rPr>
+        <w:t>• Open Employees → select person</w:t>
+      </w:r>
+    </w:p>
+    <w:p>
+      <w:pPr>
+        <w:spacing w:after="60"/>
+        <w:ind w:left="425"/>
+      </w:pPr>
+      <w:r>
+        <w:rPr>
+          <w:color w:val="333333"/>
+          <w:sz w:val="22"/>
+        </w:rPr>
+        <w:t>• RFID/Badge Number = same number as on Hikvision (example: 5 for MohammadNoor)</w:t>
+      </w:r>
+    </w:p>
+    <w:p>
+      <w:pPr>
+        <w:spacing w:after="60"/>
+        <w:ind w:left="425"/>
+      </w:pPr>
+      <w:r>
+        <w:rPr>
+          <w:color w:val="333333"/>
+          <w:sz w:val="22"/>
+        </w:rPr>
+        <w:t>• Biometric Device User ID = same number (recommended)</w:t>
+      </w:r>
+    </w:p>
+    <w:p>
+      <w:pPr>
+        <w:spacing w:after="120"/>
+      </w:pPr>
+      <w:r>
+        <w:rPr>
+          <w:color w:val="333333"/>
+          <w:sz w:val="22"/>
+        </w:rPr>
+        <w:t>Example verified: MohammadNoor (employee id 3) with barcode 5 matches device employeeNoString 5.</w:t>
+      </w:r>
+    </w:p>
+    <w:p>
+      <w:pPr>
+        <w:shd w:fill="E8E8E8" w:val="clear"/>
+        <w:spacing w:before="280" w:after="160"/>
       </w:pPr>
       <w:r>
         <w:rPr>
           <w:b/>
-          <w:color w:val="156082"/>
-          <w:sz w:val="28"/>
+          <w:color w:val="0E2841"/>
+          <w:sz w:val="36"/>
         </w:rPr>
-        <w:t>3.3 Bridge Environment (.env)</w:t>
+        <w:t>Odoo login for the bridge (.env file)</w:t>
+      </w:r>
+    </w:p>
+    <w:p>
+      <w:pPr>
+        <w:spacing w:after="120"/>
+      </w:pPr>
+      <w:r>
+        <w:rPr>
+          <w:color w:val="333333"/>
+          <w:sz w:val="22"/>
+        </w:rPr>
+        <w:t>The bridge uses XML-RPC + API key. It does NOT use PostgreSQL.</w:t>
+      </w:r>
+    </w:p>
+    <w:p>
+      <w:pPr>
+        <w:spacing w:after="120"/>
+      </w:pPr>
+      <w:r>
+        <w:rPr>
+          <w:color w:val="333333"/>
+          <w:sz w:val="22"/>
+        </w:rPr>
+        <w:t>File: scripts\hikvision_attendance_service\.env</w:t>
       </w:r>
     </w:p>
     <w:tbl>
@@ -551,7 +795,7 @@
                 <w:color w:val="FFFFFF"/>
                 <w:sz w:val="20"/>
               </w:rPr>
-              <w:t>Example</w:t>
+              <w:t>Value</w:t>
             </w:r>
           </w:p>
         </w:tc>
@@ -635,7 +879,7 @@
               <w:rPr>
                 <w:sz w:val="18"/>
               </w:rPr>
-              <w:t>admin</w:t>
+              <w:t>Your Odoo login email (e.g. m.saqer@shamsieh.com)</w:t>
             </w:r>
           </w:p>
         </w:tc>
@@ -663,7 +907,7 @@
               <w:rPr>
                 <w:sz w:val="18"/>
               </w:rPr>
-              <w:t>API key from Odoo Preferences</w:t>
+              <w:t>From Odoo → Preferences → Account Security → New API Key</w:t>
             </w:r>
           </w:p>
         </w:tc>
@@ -692,12 +936,52 @@
                 <w:sz w:val="18"/>
               </w:rPr>
               <w:t>8080</w:t>
+            </w:r>
+          </w:p>
+        </w:tc>
+      </w:tr>
+      <w:tr>
+        <w:tc>
+          <w:tcPr>
+            <w:tcW w:type="dxa" w:w="5400"/>
+          </w:tcPr>
+          <w:p>
+            <w:r>
+              <w:rPr>
+                <w:sz w:val="18"/>
+              </w:rPr>
+              <w:t>VERBOSE_LOGGING</w:t>
+            </w:r>
+          </w:p>
+        </w:tc>
+        <w:tc>
+          <w:tcPr>
+            <w:tcW w:type="dxa" w:w="5400"/>
+          </w:tcPr>
+          <w:p>
+            <w:r>
+              <w:rPr>
+                <w:sz w:val="18"/>
+              </w:rPr>
+              <w:t>true = see every device event in console</w:t>
             </w:r>
           </w:p>
         </w:tc>
       </w:tr>
     </w:tbl>
     <w:p/>
+    <w:p>
+      <w:pPr>
+        <w:spacing w:after="120"/>
+      </w:pPr>
+      <w:r>
+        <w:rPr>
+          <w:color w:val="333333"/>
+          <w:sz w:val="22"/>
+        </w:rPr>
+        <w:t>If /odoo/ping fails: wrong email or API key. Generate a new API key while logged in as that user.</w:t>
+      </w:r>
+    </w:p>
     <w:p>
       <w:pPr>
         <w:shd w:fill="E8E8E8" w:val="clear"/>
@@ -709,32 +993,7 @@
           <w:color w:val="0E2841"/>
           <w:sz w:val="36"/>
         </w:rPr>
-        <w:t>4. HTTP API &amp; Status Codes</w:t>
-      </w:r>
-    </w:p>
-    <w:p>
-      <w:pPr>
-        <w:spacing w:after="120"/>
-      </w:pPr>
-      <w:r>
-        <w:rPr>
-          <w:color w:val="333333"/>
-          <w:sz w:val="22"/>
-        </w:rPr>
-        <w:t>The bridge returns meaningful HTTP status codes so operators and integrators can distinguish success, wrong fingerprint, missing employee, and system events.</w:t>
-      </w:r>
-    </w:p>
-    <w:p>
-      <w:pPr>
-        <w:spacing w:before="200" w:after="80"/>
-      </w:pPr>
-      <w:r>
-        <w:rPr>
-          <w:b/>
-          <w:color w:val="156082"/>
-          <w:sz w:val="28"/>
-        </w:rPr>
-        <w:t>4.1 Endpoints</w:t>
+        <w:t>What the device sends (event types)</w:t>
       </w:r>
     </w:p>
     <w:tbl>
@@ -763,7 +1022,7 @@
                 <w:color w:val="FFFFFF"/>
                 <w:sz w:val="20"/>
               </w:rPr>
-              <w:t>Method</w:t>
+              <w:t>subEventType</w:t>
             </w:r>
           </w:p>
         </w:tc>
@@ -781,7 +1040,7 @@
                 <w:color w:val="FFFFFF"/>
                 <w:sz w:val="20"/>
               </w:rPr>
-              <w:t>URL</w:t>
+              <w:t>Meaning</w:t>
             </w:r>
           </w:p>
         </w:tc>
@@ -799,7 +1058,7 @@
                 <w:color w:val="FFFFFF"/>
                 <w:sz w:val="20"/>
               </w:rPr>
-              <w:t>Purpose</w:t>
+              <w:t>What happens</w:t>
             </w:r>
           </w:p>
         </w:tc>
@@ -814,7 +1073,7 @@
               <w:rPr>
                 <w:sz w:val="18"/>
               </w:rPr>
-              <w:t>GET</w:t>
+              <w:t>38 or 150</w:t>
             </w:r>
           </w:p>
         </w:tc>
@@ -827,7 +1086,7 @@
               <w:rPr>
                 <w:sz w:val="18"/>
               </w:rPr>
-              <w:t>/health</w:t>
+              <w:t>Fingerprint / auth SUCCESS</w:t>
             </w:r>
           </w:p>
         </w:tc>
@@ -840,7 +1099,7 @@
               <w:rPr>
                 <w:sz w:val="18"/>
               </w:rPr>
-              <w:t>Service health check</w:t>
+              <w:t>Creates attendance in Odoo (if barcode matches)</w:t>
             </w:r>
           </w:p>
         </w:tc>
@@ -855,7 +1114,7 @@
               <w:rPr>
                 <w:sz w:val="18"/>
               </w:rPr>
-              <w:t>GET</w:t>
+              <w:t>39 or 151</w:t>
             </w:r>
           </w:p>
         </w:tc>
@@ -868,7 +1127,7 @@
               <w:rPr>
                 <w:sz w:val="18"/>
               </w:rPr>
-              <w:t>/odoo/ping</w:t>
+              <w:t>Fingerprint / auth FAILED</w:t>
             </w:r>
           </w:p>
         </w:tc>
@@ -881,7 +1140,7 @@
               <w:rPr>
                 <w:sz w:val="18"/>
               </w:rPr>
-              <w:t>Test Odoo.sh XML-RPC connection</w:t>
+              <w:t>Logged as fingerprint-failed; no Odoo record</w:t>
             </w:r>
           </w:p>
         </w:tc>
@@ -896,7 +1155,7 @@
               <w:rPr>
                 <w:sz w:val="18"/>
               </w:rPr>
-              <w:t>GET</w:t>
+              <w:t>21–24</w:t>
             </w:r>
           </w:p>
         </w:tc>
@@ -909,7 +1168,7 @@
               <w:rPr>
                 <w:sz w:val="18"/>
               </w:rPr>
-              <w:t>/hikvision/attendance</w:t>
+              <w:t>Door / system noise</w:t>
             </w:r>
           </w:p>
         </w:tc>
@@ -922,48 +1181,7 @@
               <w:rPr>
                 <w:sz w:val="18"/>
               </w:rPr>
-              <w:t>Webhook reachability check</w:t>
-            </w:r>
-          </w:p>
-        </w:tc>
-      </w:tr>
-      <w:tr>
-        <w:tc>
-          <w:tcPr>
-            <w:tcW w:type="dxa" w:w="3600"/>
-          </w:tcPr>
-          <w:p>
-            <w:r>
-              <w:rPr>
-                <w:sz w:val="18"/>
-              </w:rPr>
-              <w:t>POST</w:t>
-            </w:r>
-          </w:p>
-        </w:tc>
-        <w:tc>
-          <w:tcPr>
-            <w:tcW w:type="dxa" w:w="3600"/>
-          </w:tcPr>
-          <w:p>
-            <w:r>
-              <w:rPr>
-                <w:sz w:val="18"/>
-              </w:rPr>
-              <w:t>/hikvision/attendance</w:t>
-            </w:r>
-          </w:p>
-        </w:tc>
-        <w:tc>
-          <w:tcPr>
-            <w:tcW w:type="dxa" w:w="3600"/>
-          </w:tcPr>
-          <w:p>
-            <w:r>
-              <w:rPr>
-                <w:sz w:val="18"/>
-              </w:rPr>
-              <w:t>Receive Hikvision fingerprint events</w:t>
+              <w:t>Ignored (door locked, unlocked, etc.)</w:t>
             </w:r>
           </w:p>
         </w:tc>
@@ -972,15 +1190,76 @@
     <w:p/>
     <w:p>
       <w:pPr>
-        <w:spacing w:before="200" w:after="80"/>
+        <w:spacing w:after="120"/>
+      </w:pPr>
+      <w:r>
+        <w:rPr>
+          <w:color w:val="333333"/>
+          <w:sz w:val="22"/>
+        </w:rPr>
+        <w:t>Success log looks like:</w:t>
+      </w:r>
+    </w:p>
+    <w:p>
+      <w:pPr>
+        <w:spacing w:after="120"/>
+      </w:pPr>
+      <w:r>
+        <w:rPr>
+          <w:color w:val="333333"/>
+          <w:sz w:val="22"/>
+        </w:rPr>
+        <w:t>employee_no='5'  subEventType=38  statusValue=1  →  Created attendance id=...</w:t>
+      </w:r>
+    </w:p>
+    <w:p>
+      <w:pPr>
+        <w:spacing w:after="120"/>
+      </w:pPr>
+      <w:r>
+        <w:rPr>
+          <w:color w:val="333333"/>
+          <w:sz w:val="22"/>
+        </w:rPr>
+        <w:t>Failed log looks like:</w:t>
+      </w:r>
+    </w:p>
+    <w:p>
+      <w:pPr>
+        <w:spacing w:after="120"/>
+      </w:pPr>
+      <w:r>
+        <w:rPr>
+          <w:color w:val="333333"/>
+          <w:sz w:val="22"/>
+        </w:rPr>
+        <w:t>employee_no=None  subEventType=151  statusValue=0  →  wrong finger or not enrolled on device</w:t>
+      </w:r>
+    </w:p>
+    <w:p>
+      <w:pPr>
+        <w:shd w:fill="E8E8E8" w:val="clear"/>
+        <w:spacing w:before="280" w:after="160"/>
       </w:pPr>
       <w:r>
         <w:rPr>
           <w:b/>
-          <w:color w:val="156082"/>
-          <w:sz w:val="28"/>
+          <w:color w:val="0E2841"/>
+          <w:sz w:val="36"/>
         </w:rPr>
-        <w:t>4.2 POST /hikvision/attendance — Status Codes</w:t>
+        <w:t>Webhook responses (JSON body)</w:t>
+      </w:r>
+    </w:p>
+    <w:p>
+      <w:pPr>
+        <w:spacing w:after="120"/>
+      </w:pPr>
+      <w:r>
+        <w:rPr>
+          <w:color w:val="333333"/>
+          <w:sz w:val="22"/>
+        </w:rPr>
+        <w:t>The device always gets HTTP 200 or 201 (so it stops retrying). Read the JSON reason field to know what happened:</w:t>
       </w:r>
     </w:p>
     <w:tbl>
@@ -990,14 +1269,13 @@
         <w:tblLook w:firstColumn="1" w:firstRow="1" w:lastColumn="0" w:lastRow="0" w:noHBand="0" w:noVBand="1" w:val="04A0"/>
       </w:tblPr>
       <w:tblGrid>
-        <w:gridCol w:w="3600"/>
-        <w:gridCol w:w="3600"/>
-        <w:gridCol w:w="3600"/>
+        <w:gridCol w:w="5400"/>
+        <w:gridCol w:w="5400"/>
       </w:tblGrid>
       <w:tr>
         <w:tc>
           <w:tcPr>
-            <w:tcW w:type="dxa" w:w="3600"/>
+            <w:tcW w:type="dxa" w:w="5400"/>
           </w:tcPr>
           <w:p>
             <w:pPr>
@@ -1009,13 +1287,13 @@
                 <w:color w:val="FFFFFF"/>
                 <w:sz w:val="20"/>
               </w:rPr>
-              <w:t>HTTP</w:t>
-            </w:r>
-          </w:p>
-        </w:tc>
-        <w:tc>
-          <w:tcPr>
-            <w:tcW w:type="dxa" w:w="3600"/>
+              <w:t>reason / result</w:t>
+            </w:r>
+          </w:p>
+        </w:tc>
+        <w:tc>
+          <w:tcPr>
+            <w:tcW w:type="dxa" w:w="5400"/>
           </w:tcPr>
           <w:p>
             <w:pPr>
@@ -1027,25 +1305,7 @@
                 <w:color w:val="FFFFFF"/>
                 <w:sz w:val="20"/>
               </w:rPr>
-              <w:t>reason / result</w:t>
-            </w:r>
-          </w:p>
-        </w:tc>
-        <w:tc>
-          <w:tcPr>
-            <w:tcW w:type="dxa" w:w="3600"/>
-          </w:tcPr>
-          <w:p>
-            <w:pPr>
-              <w:shd w:fill="0E2841" w:val="clear"/>
-            </w:pPr>
-            <w:r>
-              <w:rPr>
-                <w:b/>
-                <w:color w:val="FFFFFF"/>
-                <w:sz w:val="20"/>
-              </w:rPr>
-              <w:t>When it happens</w:t>
+              <w:t>Meaning</w:t>
             </w:r>
           </w:p>
         </w:tc>
@@ -1053,40 +1313,27 @@
       <w:tr>
         <w:tc>
           <w:tcPr>
-            <w:tcW w:type="dxa" w:w="3600"/>
-          </w:tcPr>
-          <w:p>
-            <w:r>
-              <w:rPr>
-                <w:sz w:val="18"/>
-              </w:rPr>
-              <w:t>201</w:t>
-            </w:r>
-          </w:p>
-        </w:tc>
-        <w:tc>
-          <w:tcPr>
-            <w:tcW w:type="dxa" w:w="3600"/>
-          </w:tcPr>
-          <w:p>
-            <w:r>
-              <w:rPr>
-                <w:sz w:val="18"/>
-              </w:rPr>
-              <w:t>created</w:t>
-            </w:r>
-          </w:p>
-        </w:tc>
-        <w:tc>
-          <w:tcPr>
-            <w:tcW w:type="dxa" w:w="3600"/>
-          </w:tcPr>
-          <w:p>
-            <w:r>
-              <w:rPr>
-                <w:sz w:val="18"/>
-              </w:rPr>
-              <w:t>Fingerprint success; new hr.attendance check-in created</w:t>
+            <w:tcW w:type="dxa" w:w="5400"/>
+          </w:tcPr>
+          <w:p>
+            <w:r>
+              <w:rPr>
+                <w:sz w:val="18"/>
+              </w:rPr>
+              <w:t>created (HTTP 201)</w:t>
+            </w:r>
+          </w:p>
+        </w:tc>
+        <w:tc>
+          <w:tcPr>
+            <w:tcW w:type="dxa" w:w="5400"/>
+          </w:tcPr>
+          <w:p>
+            <w:r>
+              <w:rPr>
+                <w:sz w:val="18"/>
+              </w:rPr>
+              <w:t>Check-in created in Odoo</w:t>
             </w:r>
           </w:p>
         </w:tc>
@@ -1094,20 +1341,7 @@
       <w:tr>
         <w:tc>
           <w:tcPr>
-            <w:tcW w:type="dxa" w:w="3600"/>
-          </w:tcPr>
-          <w:p>
-            <w:r>
-              <w:rPr>
-                <w:sz w:val="18"/>
-              </w:rPr>
-              <w:t>200</w:t>
-            </w:r>
-          </w:p>
-        </w:tc>
-        <w:tc>
-          <w:tcPr>
-            <w:tcW w:type="dxa" w:w="3600"/>
+            <w:tcW w:type="dxa" w:w="5400"/>
           </w:tcPr>
           <w:p>
             <w:r>
@@ -1120,14 +1354,14 @@
         </w:tc>
         <w:tc>
           <w:tcPr>
-            <w:tcW w:type="dxa" w:w="3600"/>
-          </w:tcPr>
-          <w:p>
-            <w:r>
-              <w:rPr>
-                <w:sz w:val="18"/>
-              </w:rPr>
-              <w:t>Employee already checked in today</w:t>
+            <w:tcW w:type="dxa" w:w="5400"/>
+          </w:tcPr>
+          <w:p>
+            <w:r>
+              <w:rPr>
+                <w:sz w:val="18"/>
+              </w:rPr>
+              <w:t>Already checked in today</w:t>
             </w:r>
           </w:p>
         </w:tc>
@@ -1135,20 +1369,7 @@
       <w:tr>
         <w:tc>
           <w:tcPr>
-            <w:tcW w:type="dxa" w:w="3600"/>
-          </w:tcPr>
-          <w:p>
-            <w:r>
-              <w:rPr>
-                <w:sz w:val="18"/>
-              </w:rPr>
-              <w:t>200</w:t>
-            </w:r>
-          </w:p>
-        </w:tc>
-        <w:tc>
-          <w:tcPr>
-            <w:tcW w:type="dxa" w:w="3600"/>
+            <w:tcW w:type="dxa" w:w="5400"/>
           </w:tcPr>
           <w:p>
             <w:r>
@@ -1161,14 +1382,14 @@
         </w:tc>
         <w:tc>
           <w:tcPr>
-            <w:tcW w:type="dxa" w:w="3600"/>
-          </w:tcPr>
-          <w:p>
-            <w:r>
-              <w:rPr>
-                <w:sz w:val="18"/>
-              </w:rPr>
-              <w:t>Same device event already processed (idempotency)</w:t>
+            <w:tcW w:type="dxa" w:w="5400"/>
+          </w:tcPr>
+          <w:p>
+            <w:r>
+              <w:rPr>
+                <w:sz w:val="18"/>
+              </w:rPr>
+              <w:t>Same event already processed</w:t>
             </w:r>
           </w:p>
         </w:tc>
@@ -1176,20 +1397,7 @@
       <w:tr>
         <w:tc>
           <w:tcPr>
-            <w:tcW w:type="dxa" w:w="3600"/>
-          </w:tcPr>
-          <w:p>
-            <w:r>
-              <w:rPr>
-                <w:sz w:val="18"/>
-              </w:rPr>
-              <w:t>404</w:t>
-            </w:r>
-          </w:p>
-        </w:tc>
-        <w:tc>
-          <w:tcPr>
-            <w:tcW w:type="dxa" w:w="3600"/>
+            <w:tcW w:type="dxa" w:w="5400"/>
           </w:tcPr>
           <w:p>
             <w:r>
@@ -1202,14 +1410,14 @@
         </w:tc>
         <w:tc>
           <w:tcPr>
-            <w:tcW w:type="dxa" w:w="3600"/>
-          </w:tcPr>
-          <w:p>
-            <w:r>
-              <w:rPr>
-                <w:sz w:val="18"/>
-              </w:rPr>
-              <w:t>employeeNoString not found in Odoo barcode</w:t>
+            <w:tcW w:type="dxa" w:w="5400"/>
+          </w:tcPr>
+          <w:p>
+            <w:r>
+              <w:rPr>
+                <w:sz w:val="18"/>
+              </w:rPr>
+              <w:t>Barcode not set in Odoo for that employee number</w:t>
             </w:r>
           </w:p>
         </w:tc>
@@ -1217,20 +1425,7 @@
       <w:tr>
         <w:tc>
           <w:tcPr>
-            <w:tcW w:type="dxa" w:w="3600"/>
-          </w:tcPr>
-          <w:p>
-            <w:r>
-              <w:rPr>
-                <w:sz w:val="18"/>
-              </w:rPr>
-              <w:t>422</w:t>
-            </w:r>
-          </w:p>
-        </w:tc>
-        <w:tc>
-          <w:tcPr>
-            <w:tcW w:type="dxa" w:w="3600"/>
+            <w:tcW w:type="dxa" w:w="5400"/>
           </w:tcPr>
           <w:p>
             <w:r>
@@ -1243,14 +1438,14 @@
         </w:tc>
         <w:tc>
           <w:tcPr>
-            <w:tcW w:type="dxa" w:w="3600"/>
-          </w:tcPr>
-          <w:p>
-            <w:r>
-              <w:rPr>
-                <w:sz w:val="18"/>
-              </w:rPr>
-              <w:t>Wrong finger / failed scan (subEventType 39)</w:t>
+            <w:tcW w:type="dxa" w:w="5400"/>
+          </w:tcPr>
+          <w:p>
+            <w:r>
+              <w:rPr>
+                <w:sz w:val="18"/>
+              </w:rPr>
+              <w:t>Device rejected the scan</w:t>
             </w:r>
           </w:p>
         </w:tc>
@@ -1258,40 +1453,27 @@
       <w:tr>
         <w:tc>
           <w:tcPr>
-            <w:tcW w:type="dxa" w:w="3600"/>
-          </w:tcPr>
-          <w:p>
-            <w:r>
-              <w:rPr>
-                <w:sz w:val="18"/>
-              </w:rPr>
-              <w:t>422</w:t>
-            </w:r>
-          </w:p>
-        </w:tc>
-        <w:tc>
-          <w:tcPr>
-            <w:tcW w:type="dxa" w:w="3600"/>
-          </w:tcPr>
-          <w:p>
-            <w:r>
-              <w:rPr>
-                <w:sz w:val="18"/>
-              </w:rPr>
-              <w:t>missing-employee</w:t>
-            </w:r>
-          </w:p>
-        </w:tc>
-        <w:tc>
-          <w:tcPr>
-            <w:tcW w:type="dxa" w:w="3600"/>
-          </w:tcPr>
-          <w:p>
-            <w:r>
-              <w:rPr>
-                <w:sz w:val="18"/>
-              </w:rPr>
-              <w:t>Event has no employee number</w:t>
+            <w:tcW w:type="dxa" w:w="5400"/>
+          </w:tcPr>
+          <w:p>
+            <w:r>
+              <w:rPr>
+                <w:sz w:val="18"/>
+              </w:rPr>
+              <w:t>system-event</w:t>
+            </w:r>
+          </w:p>
+        </w:tc>
+        <w:tc>
+          <w:tcPr>
+            <w:tcW w:type="dxa" w:w="5400"/>
+          </w:tcPr>
+          <w:p>
+            <w:r>
+              <w:rPr>
+                <w:sz w:val="18"/>
+              </w:rPr>
+              <w:t>Door event — ignored</w:t>
             </w:r>
           </w:p>
         </w:tc>
@@ -1299,143 +1481,7 @@
       <w:tr>
         <w:tc>
           <w:tcPr>
-            <w:tcW w:type="dxa" w:w="3600"/>
-          </w:tcPr>
-          <w:p>
-            <w:r>
-              <w:rPr>
-                <w:sz w:val="18"/>
-              </w:rPr>
-              <w:t>422</w:t>
-            </w:r>
-          </w:p>
-        </w:tc>
-        <w:tc>
-          <w:tcPr>
-            <w:tcW w:type="dxa" w:w="3600"/>
-          </w:tcPr>
-          <w:p>
-            <w:r>
-              <w:rPr>
-                <w:sz w:val="18"/>
-              </w:rPr>
-              <w:t>not-fingerprint-event</w:t>
-            </w:r>
-          </w:p>
-        </w:tc>
-        <w:tc>
-          <w:tcPr>
-            <w:tcW w:type="dxa" w:w="3600"/>
-          </w:tcPr>
-          <w:p>
-            <w:r>
-              <w:rPr>
-                <w:sz w:val="18"/>
-              </w:rPr>
-              <w:t>Not a fingerprint authentication event</w:t>
-            </w:r>
-          </w:p>
-        </w:tc>
-      </w:tr>
-      <w:tr>
-        <w:tc>
-          <w:tcPr>
-            <w:tcW w:type="dxa" w:w="3600"/>
-          </w:tcPr>
-          <w:p>
-            <w:r>
-              <w:rPr>
-                <w:sz w:val="18"/>
-              </w:rPr>
-              <w:t>204</w:t>
-            </w:r>
-          </w:p>
-        </w:tc>
-        <w:tc>
-          <w:tcPr>
-            <w:tcW w:type="dxa" w:w="3600"/>
-          </w:tcPr>
-          <w:p>
-            <w:r>
-              <w:rPr>
-                <w:sz w:val="18"/>
-              </w:rPr>
-              <w:t>system-event</w:t>
-            </w:r>
-          </w:p>
-        </w:tc>
-        <w:tc>
-          <w:tcPr>
-            <w:tcW w:type="dxa" w:w="3600"/>
-          </w:tcPr>
-          <w:p>
-            <w:r>
-              <w:rPr>
-                <w:sz w:val="18"/>
-              </w:rPr>
-              <w:t>Door/system event (subEventType 21–24); ignored</w:t>
-            </w:r>
-          </w:p>
-        </w:tc>
-      </w:tr>
-      <w:tr>
-        <w:tc>
-          <w:tcPr>
-            <w:tcW w:type="dxa" w:w="3600"/>
-          </w:tcPr>
-          <w:p>
-            <w:r>
-              <w:rPr>
-                <w:sz w:val="18"/>
-              </w:rPr>
-              <w:t>400</w:t>
-            </w:r>
-          </w:p>
-        </w:tc>
-        <w:tc>
-          <w:tcPr>
-            <w:tcW w:type="dxa" w:w="3600"/>
-          </w:tcPr>
-          <w:p>
-            <w:r>
-              <w:rPr>
-                <w:sz w:val="18"/>
-              </w:rPr>
-              <w:t>invalid-payload</w:t>
-            </w:r>
-          </w:p>
-        </w:tc>
-        <w:tc>
-          <w:tcPr>
-            <w:tcW w:type="dxa" w:w="3600"/>
-          </w:tcPr>
-          <w:p>
-            <w:r>
-              <w:rPr>
-                <w:sz w:val="18"/>
-              </w:rPr>
-              <w:t>Malformed or unparseable request body</w:t>
-            </w:r>
-          </w:p>
-        </w:tc>
-      </w:tr>
-      <w:tr>
-        <w:tc>
-          <w:tcPr>
-            <w:tcW w:type="dxa" w:w="3600"/>
-          </w:tcPr>
-          <w:p>
-            <w:r>
-              <w:rPr>
-                <w:sz w:val="18"/>
-              </w:rPr>
-              <w:t>503</w:t>
-            </w:r>
-          </w:p>
-        </w:tc>
-        <w:tc>
-          <w:tcPr>
-            <w:tcW w:type="dxa" w:w="3600"/>
+            <w:tcW w:type="dxa" w:w="5400"/>
           </w:tcPr>
           <w:p>
             <w:r>
@@ -1448,14 +1494,14 @@
         </w:tc>
         <w:tc>
           <w:tcPr>
-            <w:tcW w:type="dxa" w:w="3600"/>
-          </w:tcPr>
-          <w:p>
-            <w:r>
-              <w:rPr>
-                <w:sz w:val="18"/>
-              </w:rPr>
-              <w:t>Odoo.sh unreachable; event queued for retry</w:t>
+            <w:tcW w:type="dxa" w:w="5400"/>
+          </w:tcPr>
+          <w:p>
+            <w:r>
+              <w:rPr>
+                <w:sz w:val="18"/>
+              </w:rPr>
+              <w:t>Odoo down — queued for retry</w:t>
             </w:r>
           </w:p>
         </w:tc>
@@ -1464,15 +1510,16 @@
     <w:p/>
     <w:p>
       <w:pPr>
-        <w:spacing w:before="200" w:after="80"/>
+        <w:shd w:fill="E8E8E8" w:val="clear"/>
+        <w:spacing w:before="280" w:after="160"/>
       </w:pPr>
       <w:r>
         <w:rPr>
           <w:b/>
-          <w:color w:val="156082"/>
-          <w:sz w:val="28"/>
+          <w:color w:val="0E2841"/>
+          <w:sz w:val="36"/>
         </w:rPr>
-        <w:t>4.3 Hikvision Event Codes</w:t>
+        <w:t>Troubleshooting cheat sheet</w:t>
       </w:r>
     </w:p>
     <w:tbl>
@@ -1482,14 +1529,13 @@
         <w:tblLook w:firstColumn="1" w:firstRow="1" w:lastColumn="0" w:lastRow="0" w:noHBand="0" w:noVBand="1" w:val="04A0"/>
       </w:tblPr>
       <w:tblGrid>
-        <w:gridCol w:w="3600"/>
-        <w:gridCol w:w="3600"/>
-        <w:gridCol w:w="3600"/>
+        <w:gridCol w:w="5400"/>
+        <w:gridCol w:w="5400"/>
       </w:tblGrid>
       <w:tr>
         <w:tc>
           <w:tcPr>
-            <w:tcW w:type="dxa" w:w="3600"/>
+            <w:tcW w:type="dxa" w:w="5400"/>
           </w:tcPr>
           <w:p>
             <w:pPr>
@@ -1501,13 +1547,13 @@
                 <w:color w:val="FFFFFF"/>
                 <w:sz w:val="20"/>
               </w:rPr>
-              <w:t>subEventType</w:t>
-            </w:r>
-          </w:p>
-        </w:tc>
-        <w:tc>
-          <w:tcPr>
-            <w:tcW w:type="dxa" w:w="3600"/>
+              <w:t>Problem</w:t>
+            </w:r>
+          </w:p>
+        </w:tc>
+        <w:tc>
+          <w:tcPr>
+            <w:tcW w:type="dxa" w:w="5400"/>
           </w:tcPr>
           <w:p>
             <w:pPr>
@@ -1519,25 +1565,7 @@
                 <w:color w:val="FFFFFF"/>
                 <w:sz w:val="20"/>
               </w:rPr>
-              <w:t>Meaning</w:t>
-            </w:r>
-          </w:p>
-        </w:tc>
-        <w:tc>
-          <w:tcPr>
-            <w:tcW w:type="dxa" w:w="3600"/>
-          </w:tcPr>
-          <w:p>
-            <w:pPr>
-              <w:shd w:fill="0E2841" w:val="clear"/>
-            </w:pPr>
-            <w:r>
-              <w:rPr>
-                <w:b/>
-                <w:color w:val="FFFFFF"/>
-                <w:sz w:val="20"/>
-              </w:rPr>
-              <w:t>Bridge action</w:t>
+              <w:t>Fix</w:t>
             </w:r>
           </w:p>
         </w:tc>
@@ -1545,40 +1573,27 @@
       <w:tr>
         <w:tc>
           <w:tcPr>
-            <w:tcW w:type="dxa" w:w="3600"/>
-          </w:tcPr>
-          <w:p>
-            <w:r>
-              <w:rPr>
-                <w:sz w:val="18"/>
-              </w:rPr>
-              <w:t>38</w:t>
-            </w:r>
-          </w:p>
-        </w:tc>
-        <w:tc>
-          <w:tcPr>
-            <w:tcW w:type="dxa" w:w="3600"/>
-          </w:tcPr>
-          <w:p>
-            <w:r>
-              <w:rPr>
-                <w:sz w:val="18"/>
-              </w:rPr>
-              <w:t>Fingerprint verification success</w:t>
-            </w:r>
-          </w:p>
-        </w:tc>
-        <w:tc>
-          <w:tcPr>
-            <w:tcW w:type="dxa" w:w="3600"/>
-          </w:tcPr>
-          <w:p>
-            <w:r>
-              <w:rPr>
-                <w:sz w:val="18"/>
-              </w:rPr>
-              <w:t>Process attendance if employee mapped</w:t>
+            <w:tcW w:type="dxa" w:w="5400"/>
+          </w:tcPr>
+          <w:p>
+            <w:r>
+              <w:rPr>
+                <w:sz w:val="18"/>
+              </w:rPr>
+              <w:t>Only subEventType 21–24 in logs</w:t>
+            </w:r>
+          </w:p>
+        </w:tc>
+        <w:tc>
+          <w:tcPr>
+            <w:tcW w:type="dxa" w:w="5400"/>
+          </w:tcPr>
+          <w:p>
+            <w:r>
+              <w:rPr>
+                <w:sz w:val="18"/>
+              </w:rPr>
+              <w:t>Device not sending auth events — check Hikvision event settings</w:t>
             </w:r>
           </w:p>
         </w:tc>
@@ -1586,40 +1601,27 @@
       <w:tr>
         <w:tc>
           <w:tcPr>
-            <w:tcW w:type="dxa" w:w="3600"/>
-          </w:tcPr>
-          <w:p>
-            <w:r>
-              <w:rPr>
-                <w:sz w:val="18"/>
-              </w:rPr>
-              <w:t>39</w:t>
-            </w:r>
-          </w:p>
-        </w:tc>
-        <w:tc>
-          <w:tcPr>
-            <w:tcW w:type="dxa" w:w="3600"/>
-          </w:tcPr>
-          <w:p>
-            <w:r>
-              <w:rPr>
-                <w:sz w:val="18"/>
-              </w:rPr>
-              <w:t>Fingerprint verification failed</w:t>
-            </w:r>
-          </w:p>
-        </w:tc>
-        <w:tc>
-          <w:tcPr>
-            <w:tcW w:type="dxa" w:w="3600"/>
-          </w:tcPr>
-          <w:p>
-            <w:r>
-              <w:rPr>
-                <w:sz w:val="18"/>
-              </w:rPr>
-              <w:t>HTTP 422 fingerprint-failed</w:t>
+            <w:tcW w:type="dxa" w:w="5400"/>
+          </w:tcPr>
+          <w:p>
+            <w:r>
+              <w:rPr>
+                <w:sz w:val="18"/>
+              </w:rPr>
+              <w:t>subEventType 151, no employee_no</w:t>
+            </w:r>
+          </w:p>
+        </w:tc>
+        <w:tc>
+          <w:tcPr>
+            <w:tcW w:type="dxa" w:w="5400"/>
+          </w:tcPr>
+          <w:p>
+            <w:r>
+              <w:rPr>
+                <w:sz w:val="18"/>
+              </w:rPr>
+              <w:t>Fingerprint failed on device — re-enroll finger</w:t>
             </w:r>
           </w:p>
         </w:tc>
@@ -1627,40 +1629,27 @@
       <w:tr>
         <w:tc>
           <w:tcPr>
-            <w:tcW w:type="dxa" w:w="3600"/>
-          </w:tcPr>
-          <w:p>
-            <w:r>
-              <w:rPr>
-                <w:sz w:val="18"/>
-              </w:rPr>
-              <w:t>21</w:t>
-            </w:r>
-          </w:p>
-        </w:tc>
-        <w:tc>
-          <w:tcPr>
-            <w:tcW w:type="dxa" w:w="3600"/>
-          </w:tcPr>
-          <w:p>
-            <w:r>
-              <w:rPr>
-                <w:sz w:val="18"/>
-              </w:rPr>
-              <w:t>Door locked</w:t>
-            </w:r>
-          </w:p>
-        </w:tc>
-        <w:tc>
-          <w:tcPr>
-            <w:tcW w:type="dxa" w:w="3600"/>
-          </w:tcPr>
-          <w:p>
-            <w:r>
-              <w:rPr>
-                <w:sz w:val="18"/>
-              </w:rPr>
-              <w:t>HTTP 204 system-event (ignored)</w:t>
+            <w:tcW w:type="dxa" w:w="5400"/>
+          </w:tcPr>
+          <w:p>
+            <w:r>
+              <w:rPr>
+                <w:sz w:val="18"/>
+              </w:rPr>
+              <w:t>employee-not-found</w:t>
+            </w:r>
+          </w:p>
+        </w:tc>
+        <w:tc>
+          <w:tcPr>
+            <w:tcW w:type="dxa" w:w="5400"/>
+          </w:tcPr>
+          <w:p>
+            <w:r>
+              <w:rPr>
+                <w:sz w:val="18"/>
+              </w:rPr>
+              <w:t>Set RFID/Badge Number in Odoo = device employee ID</w:t>
             </w:r>
           </w:p>
         </w:tc>
@@ -1668,40 +1657,83 @@
       <w:tr>
         <w:tc>
           <w:tcPr>
-            <w:tcW w:type="dxa" w:w="3600"/>
-          </w:tcPr>
-          <w:p>
-            <w:r>
-              <w:rPr>
-                <w:sz w:val="18"/>
-              </w:rPr>
-              <w:t>22</w:t>
-            </w:r>
-          </w:p>
-        </w:tc>
-        <w:tc>
-          <w:tcPr>
-            <w:tcW w:type="dxa" w:w="3600"/>
-          </w:tcPr>
-          <w:p>
-            <w:r>
-              <w:rPr>
-                <w:sz w:val="18"/>
-              </w:rPr>
-              <w:t>Door unlocked</w:t>
-            </w:r>
-          </w:p>
-        </w:tc>
-        <w:tc>
-          <w:tcPr>
-            <w:tcW w:type="dxa" w:w="3600"/>
-          </w:tcPr>
-          <w:p>
-            <w:r>
-              <w:rPr>
-                <w:sz w:val="18"/>
-              </w:rPr>
-              <w:t>HTTP 204 system-event (ignored)</w:t>
+            <w:tcW w:type="dxa" w:w="5400"/>
+          </w:tcPr>
+          <w:p>
+            <w:r>
+              <w:rPr>
+                <w:sz w:val="18"/>
+              </w:rPr>
+              <w:t>Odoo connection failed</w:t>
+            </w:r>
+          </w:p>
+        </w:tc>
+        <w:tc>
+          <w:tcPr>
+            <w:tcW w:type="dxa" w:w="5400"/>
+          </w:tcPr>
+          <w:p>
+            <w:r>
+              <w:rPr>
+                <w:sz w:val="18"/>
+              </w:rPr>
+              <w:t>Fix ODOO_BOT_USER (email) and ODOO_API_KEY in .env</w:t>
+            </w:r>
+          </w:p>
+        </w:tc>
+      </w:tr>
+      <w:tr>
+        <w:tc>
+          <w:tcPr>
+            <w:tcW w:type="dxa" w:w="5400"/>
+          </w:tcPr>
+          <w:p>
+            <w:r>
+              <w:rPr>
+                <w:sz w:val="18"/>
+              </w:rPr>
+              <w:t>Same event repeats forever</w:t>
+            </w:r>
+          </w:p>
+        </w:tc>
+        <w:tc>
+          <w:tcPr>
+            <w:tcW w:type="dxa" w:w="5400"/>
+          </w:tcPr>
+          <w:p>
+            <w:r>
+              <w:rPr>
+                <w:sz w:val="18"/>
+              </w:rPr>
+              <w:t>Restart bridge (latest code returns 200 to ACK events)</w:t>
+            </w:r>
+          </w:p>
+        </w:tc>
+      </w:tr>
+      <w:tr>
+        <w:tc>
+          <w:tcPr>
+            <w:tcW w:type="dxa" w:w="5400"/>
+          </w:tcPr>
+          <w:p>
+            <w:r>
+              <w:rPr>
+                <w:sz w:val="18"/>
+              </w:rPr>
+              <w:t>Nothing in Odoo server logs</w:t>
+            </w:r>
+          </w:p>
+        </w:tc>
+        <w:tc>
+          <w:tcPr>
+            <w:tcW w:type="dxa" w:w="5400"/>
+          </w:tcPr>
+          <w:p>
+            <w:r>
+              <w:rPr>
+                <w:sz w:val="18"/>
+              </w:rPr>
+              <w:t>Normal — bridge talks via XML-RPC from your PC, not Odoo web</w:t>
             </w:r>
           </w:p>
         </w:tc>
@@ -1719,20 +1751,7 @@
           <w:color w:val="0E2841"/>
           <w:sz w:val="36"/>
         </w:rPr>
-        <w:t>5. Postman Test Bodies</w:t>
-      </w:r>
-    </w:p>
-    <w:p>
-      <w:pPr>
-        <w:spacing w:before="200" w:after="80"/>
-      </w:pPr>
-      <w:r>
-        <w:rPr>
-          <w:b/>
-          <w:color w:val="156082"/>
-          <w:sz w:val="28"/>
-        </w:rPr>
-        <w:t>5.1 Success (expect 201)</w:t>
+        <w:t>Test without the device</w:t>
       </w:r>
     </w:p>
     <w:p>
@@ -1744,25 +1763,7 @@
           <w:color w:val="333333"/>
           <w:sz w:val="22"/>
         </w:rPr>
-        <w:t>POST http://192.168.100.4:8080/hikvision/attendance</w:t>
-        <w:br/>
-        <w:t>Content-Type: application/json</w:t>
-        <w:br/>
-        <w:br/>
-        <w:t>{"subEventType":38,"employeeNoString":"5","currentVerifyMode":"fp","dateTime":"2026-07-07T13:40:51+03:00","serialNo":9999,"status":"success"}</w:t>
-      </w:r>
-    </w:p>
-    <w:p>
-      <w:pPr>
-        <w:spacing w:before="200" w:after="80"/>
-      </w:pPr>
-      <w:r>
-        <w:rPr>
-          <w:b/>
-          <w:color w:val="156082"/>
-          <w:sz w:val="28"/>
-        </w:rPr>
-        <w:t>5.2 Wrong fingerprint (expect 422)</w:t>
+        <w:t>PowerShell (tests MohammadNoor barcode 5):</w:t>
       </w:r>
     </w:p>
     <w:p>
@@ -1774,12 +1775,7 @@
           <w:color w:val="333333"/>
           <w:sz w:val="22"/>
         </w:rPr>
-        <w:t>POST http://192.168.100.4:8080/hikvision/attendance</w:t>
-        <w:br/>
-        <w:t>Content-Type: application/json</w:t>
-        <w:br/>
-        <w:br/>
-        <w:t>{"subEventType":39,"currentVerifyMode":"faceOrFpOrCardOrPw","status":"failed","serialNo":9998}</w:t>
+        <w:t>Invoke-RestMethod -Method POST -Uri http://127.0.0.1:8080/hikvision/attendance -ContentType application/json -Body '{"subEventType":38,"employeeNoString":"5","currentVerifyMode":"fp","status":"success","statusValue":1,"dateTime":"2026-07-07T15:00:00+03:00","serialNo":99999}'</w:t>
       </w:r>
     </w:p>
     <w:p>
@@ -1793,138 +1789,55 @@
           <w:color w:val="0E2841"/>
           <w:sz w:val="36"/>
         </w:rPr>
-        <w:t>6. Service Features</w:t>
+        <w:t>Regenerate this PDF</w:t>
       </w:r>
     </w:p>
     <w:p>
       <w:pPr>
-        <w:spacing w:after="60"/>
-        <w:ind w:left="425"/>
+        <w:spacing w:after="120"/>
       </w:pPr>
       <w:r>
         <w:rPr>
           <w:color w:val="333333"/>
           <w:sz w:val="22"/>
         </w:rPr>
-        <w:t>• Parses Hikvision multipart/form-data JSON (event_log field).</w:t>
+        <w:t>cd scripts\hikvision_attendance_service</w:t>
       </w:r>
     </w:p>
     <w:p>
       <w:pPr>
-        <w:spacing w:after="60"/>
-        <w:ind w:left="425"/>
+        <w:spacing w:after="120"/>
       </w:pPr>
       <w:r>
         <w:rPr>
           <w:color w:val="333333"/>
           <w:sz w:val="22"/>
         </w:rPr>
-        <w:t>• Uses webhook receive time when device omits dateTime.</w:t>
+        <w:t>.\.venv\Scripts\pip install python-docx docx2pdf</w:t>
       </w:r>
     </w:p>
     <w:p>
       <w:pPr>
-        <w:spacing w:after="60"/>
-        <w:ind w:left="425"/>
+        <w:spacing w:after="120"/>
       </w:pPr>
       <w:r>
         <w:rPr>
           <w:color w:val="333333"/>
           <w:sz w:val="22"/>
         </w:rPr>
-        <w:t>• SQLite idempotency on (device_serial, event_id).</w:t>
+        <w:t>.\.venv\Scripts\python doc\generate_documentation.py</w:t>
       </w:r>
     </w:p>
     <w:p>
       <w:pPr>
-        <w:spacing w:after="60"/>
-        <w:ind w:left="425"/>
+        <w:spacing w:after="120"/>
       </w:pPr>
       <w:r>
         <w:rPr>
           <w:color w:val="333333"/>
           <w:sz w:val="22"/>
         </w:rPr>
-        <w:t>• Retries failed Odoo calls every 30 seconds.</w:t>
-      </w:r>
-    </w:p>
-    <w:p>
-      <w:pPr>
-        <w:spacing w:after="60"/>
-        <w:ind w:left="425"/>
-      </w:pPr>
-      <w:r>
-        <w:rPr>
-          <w:color w:val="333333"/>
-          <w:sz w:val="22"/>
-        </w:rPr>
-        <w:t>• Auto-start via Windows scheduled task HikvisionAttendanceBridge.</w:t>
-      </w:r>
-    </w:p>
-    <w:p>
-      <w:pPr>
-        <w:shd w:fill="E8E8E8" w:val="clear"/>
-        <w:spacing w:before="280" w:after="160"/>
-      </w:pPr>
-      <w:r>
-        <w:rPr>
-          <w:b/>
-          <w:color w:val="0E2841"/>
-          <w:sz w:val="36"/>
-        </w:rPr>
-        <w:t>7. Start &amp; Verify</w:t>
-      </w:r>
-    </w:p>
-    <w:p>
-      <w:pPr>
-        <w:spacing w:after="60"/>
-        <w:ind w:left="425"/>
-      </w:pPr>
-      <w:r>
-        <w:rPr>
-          <w:color w:val="333333"/>
-          <w:sz w:val="22"/>
-        </w:rPr>
-        <w:t>• Manual: .\run.ps1 in scripts/hikvision_attendance_service</w:t>
-      </w:r>
-    </w:p>
-    <w:p>
-      <w:pPr>
-        <w:spacing w:after="60"/>
-        <w:ind w:left="425"/>
-      </w:pPr>
-      <w:r>
-        <w:rPr>
-          <w:color w:val="333333"/>
-          <w:sz w:val="22"/>
-        </w:rPr>
-        <w:t>• Health: GET http://192.168.100.4:8080/health</w:t>
-      </w:r>
-    </w:p>
-    <w:p>
-      <w:pPr>
-        <w:spacing w:after="60"/>
-        <w:ind w:left="425"/>
-      </w:pPr>
-      <w:r>
-        <w:rPr>
-          <w:color w:val="333333"/>
-          <w:sz w:val="22"/>
-        </w:rPr>
-        <w:t>• Odoo: GET http://192.168.100.4:8080/odoo/ping</w:t>
-      </w:r>
-    </w:p>
-    <w:p>
-      <w:pPr>
-        <w:spacing w:after="60"/>
-        <w:ind w:left="425"/>
-      </w:pPr>
-      <w:r>
-        <w:rPr>
-          <w:color w:val="333333"/>
-          <w:sz w:val="22"/>
-        </w:rPr>
-        <w:t>• Fingerprint on device → check Attendances in Odoo.sh</w:t>
+        <w:t>Output: c:\Users\ASUS\Downloads\Hikvision_Odoo_Attendance_Bridge.pdf</w:t>
       </w:r>
     </w:p>
     <w:p/>
